--- a/documentacao/Documento.Funcional.-.Captura.Docs.Navigator.docx
+++ b/documentacao/Documento.Funcional.-.Captura.Docs.Navigator.docx
@@ -6929,5 +6929,6 @@
 <file path=docMetadata/LabelInfo.xml><?xml version="1.0" encoding="utf-8"?>
 <clbl:labelList xmlns:clbl="http://schemas.microsoft.com/office/2020/mipLabelMetadata">
   <clbl:label id="{4feff2ac-c3de-488c-99b2-c6384bfed2ea}" enabled="1" method="Standard" siteId="{9744600e-3e04-492e-baa1-25ec245c6f10}" removed="0"/>
+  <clbl:label id="{76a2ae5a-9f00-4f6b-95ed-5d33d77c4d61}" enabled="0" method="" siteId="{76a2ae5a-9f00-4f6b-95ed-5d33d77c4d61}" removed="1"/>
 </clbl:labelList>
 </file>